--- a/SA template.docx
+++ b/SA template.docx
@@ -148,8 +148,9 @@
           <w:sz w:val="44"/>
           <w:lang w:val="en-GB" w:eastAsia="zh-TW"/>
         </w:rPr>
-        <w:t>*information system name*</w:t>
-      </w:r>
+        <w:t>*</w:t>
+      </w:r>
+      <w:proofErr w:type="gramStart"/>
       <w:r>
         <w:rPr>
           <w:rFonts w:eastAsia="PMingLiU"/>
@@ -158,8 +159,9 @@
           <w:sz w:val="44"/>
           <w:lang w:val="en-GB" w:eastAsia="zh-TW"/>
         </w:rPr>
-        <w:t xml:space="preserve"> (</w:t>
-      </w:r>
+        <w:t>information</w:t>
+      </w:r>
+      <w:proofErr w:type="gramEnd"/>
       <w:r>
         <w:rPr>
           <w:rFonts w:eastAsia="PMingLiU"/>
@@ -168,7 +170,7 @@
           <w:sz w:val="44"/>
           <w:lang w:val="en-GB" w:eastAsia="zh-TW"/>
         </w:rPr>
-        <w:t>*INFORMATION SYSTEM ABBREVIATION*</w:t>
+        <w:t xml:space="preserve"> system name*</w:t>
       </w:r>
       <w:r>
         <w:rPr>
@@ -178,6 +180,26 @@
           <w:sz w:val="44"/>
           <w:lang w:val="en-GB" w:eastAsia="zh-TW"/>
         </w:rPr>
+        <w:t xml:space="preserve"> (</w:t>
+      </w:r>
+      <w:r>
+        <w:rPr>
+          <w:rFonts w:eastAsia="PMingLiU"/>
+          <w:b/>
+          <w:bCs/>
+          <w:sz w:val="44"/>
+          <w:lang w:val="en-GB" w:eastAsia="zh-TW"/>
+        </w:rPr>
+        <w:t>*INFORMATION SYSTEM ABBREVIATION*</w:t>
+      </w:r>
+      <w:r>
+        <w:rPr>
+          <w:rFonts w:eastAsia="PMingLiU"/>
+          <w:b/>
+          <w:bCs/>
+          <w:sz w:val="44"/>
+          <w:lang w:val="en-GB" w:eastAsia="zh-TW"/>
+        </w:rPr>
         <w:t>)</w:t>
       </w:r>
     </w:p>
@@ -229,7 +251,29 @@
           <w:sz w:val="44"/>
           <w:lang w:val="en-GB" w:eastAsia="zh-TW"/>
         </w:rPr>
-        <w:t>*testee name*</w:t>
+        <w:t>*</w:t>
+      </w:r>
+      <w:proofErr w:type="spellStart"/>
+      <w:r>
+        <w:rPr>
+          <w:rFonts w:eastAsia="PMingLiU"/>
+          <w:b/>
+          <w:bCs/>
+          <w:sz w:val="44"/>
+          <w:lang w:val="en-GB" w:eastAsia="zh-TW"/>
+        </w:rPr>
+        <w:t>testee</w:t>
+      </w:r>
+      <w:proofErr w:type="spellEnd"/>
+      <w:r>
+        <w:rPr>
+          <w:rFonts w:eastAsia="PMingLiU"/>
+          <w:b/>
+          <w:bCs/>
+          <w:sz w:val="44"/>
+          <w:lang w:val="en-GB" w:eastAsia="zh-TW"/>
+        </w:rPr>
+        <w:t xml:space="preserve"> name*</w:t>
       </w:r>
     </w:p>
     <w:p>
@@ -352,7 +396,29 @@
           <w:szCs w:val="40"/>
           <w:lang w:val="en-GB"/>
         </w:rPr>
-        <w:t>*company name*</w:t>
+        <w:t>*</w:t>
+      </w:r>
+      <w:proofErr w:type="gramStart"/>
+      <w:r>
+        <w:rPr>
+          <w:b/>
+          <w:color w:val="000000" w:themeColor="text1"/>
+          <w:sz w:val="40"/>
+          <w:szCs w:val="40"/>
+          <w:lang w:val="en-GB"/>
+        </w:rPr>
+        <w:t>company</w:t>
+      </w:r>
+      <w:proofErr w:type="gramEnd"/>
+      <w:r>
+        <w:rPr>
+          <w:b/>
+          <w:color w:val="000000" w:themeColor="text1"/>
+          <w:sz w:val="40"/>
+          <w:szCs w:val="40"/>
+          <w:lang w:val="en-GB"/>
+        </w:rPr>
+        <w:t xml:space="preserve"> name*</w:t>
       </w:r>
       <w:r>
         <w:rPr>
@@ -501,7 +567,23 @@
           <w:sz w:val="22"/>
           <w:lang w:eastAsia="zh-TW"/>
         </w:rPr>
-        <w:t>The contents of this document remain the property of the Government of the HKSAR, and shall not be reproduced in whole or in part without the expressed permission of the Government of the HKSAR.</w:t>
+        <w:t xml:space="preserve">The contents of this document remain the property of the Government of the </w:t>
+      </w:r>
+      <w:proofErr w:type="gramStart"/>
+      <w:r>
+        <w:rPr>
+          <w:sz w:val="22"/>
+          <w:lang w:eastAsia="zh-TW"/>
+        </w:rPr>
+        <w:t>HKSAR, and</w:t>
+      </w:r>
+      <w:proofErr w:type="gramEnd"/>
+      <w:r>
+        <w:rPr>
+          <w:sz w:val="22"/>
+          <w:lang w:eastAsia="zh-TW"/>
+        </w:rPr>
+        <w:t xml:space="preserve"> shall not be reproduced in whole or in part without the expressed permission of the Government of the HKSAR.</w:t>
       </w:r>
     </w:p>
     <w:p>
@@ -530,9 +612,9 @@
           <w:sz w:val="32"/>
         </w:rPr>
       </w:pPr>
-      <w:bookmarkStart w:id="0" w:name="_Ref57009168"/>
+      <w:bookmarkStart w:id="0" w:name="_Toc62070072"/>
       <w:bookmarkStart w:id="1" w:name="_Ref57009390"/>
-      <w:bookmarkStart w:id="2" w:name="_Toc62070072"/>
+      <w:bookmarkStart w:id="2" w:name="_Ref57009168"/>
       <w:r>
         <w:rPr>
           <w:b/>
@@ -763,7 +845,21 @@
               <w:rPr>
                 <w:lang w:eastAsia="zh-TW"/>
               </w:rPr>
-              <w:t>*company name*</w:t>
+              <w:t>*</w:t>
+            </w:r>
+            <w:proofErr w:type="gramStart"/>
+            <w:r>
+              <w:rPr>
+                <w:lang w:eastAsia="zh-TW"/>
+              </w:rPr>
+              <w:t>company</w:t>
+            </w:r>
+            <w:proofErr w:type="gramEnd"/>
+            <w:r>
+              <w:rPr>
+                <w:lang w:eastAsia="zh-TW"/>
+              </w:rPr>
+              <w:t xml:space="preserve"> name*</w:t>
             </w:r>
           </w:p>
         </w:tc>
@@ -1163,7 +1259,23 @@
                 <w:sz w:val="24"/>
                 <w:lang w:val="en-HK"/>
               </w:rPr>
-              <w:t>*company name*</w:t>
+              <w:t>*</w:t>
+            </w:r>
+            <w:proofErr w:type="gramStart"/>
+            <w:r>
+              <w:rPr>
+                <w:sz w:val="24"/>
+                <w:lang w:val="en-HK"/>
+              </w:rPr>
+              <w:t>company</w:t>
+            </w:r>
+            <w:proofErr w:type="gramEnd"/>
+            <w:r>
+              <w:rPr>
+                <w:sz w:val="24"/>
+                <w:lang w:val="en-HK"/>
+              </w:rPr>
+              <w:t xml:space="preserve"> name*</w:t>
             </w:r>
           </w:p>
         </w:tc>
@@ -5347,28 +5459,23 @@
           <w:color w:val="000000"/>
           <w:lang w:val="en-GB"/>
         </w:rPr>
-        <w:t>*information system name*</w:t>
-      </w:r>
+        <w:t xml:space="preserve">*information system name (information system </w:t>
+      </w:r>
+      <w:proofErr w:type="gramStart"/>
       <w:r>
         <w:rPr>
           <w:color w:val="000000"/>
           <w:lang w:val="en-GB"/>
         </w:rPr>
-        <w:t xml:space="preserve"> (</w:t>
-      </w:r>
+        <w:t>abbreviation)*</w:t>
+      </w:r>
+      <w:proofErr w:type="gramEnd"/>
       <w:r>
         <w:rPr>
           <w:color w:val="000000"/>
           <w:lang w:val="en-GB"/>
         </w:rPr>
-        <w:t>*INFORMATION SYSTEM ABBREVIATION*</w:t>
-      </w:r>
-      <w:r>
-        <w:rPr>
-          <w:color w:val="000000"/>
-          <w:lang w:val="en-GB"/>
-        </w:rPr>
-        <w:t xml:space="preserve">) System </w:t>
+        <w:t xml:space="preserve"> </w:t>
       </w:r>
       <w:r>
         <w:rPr>
@@ -5423,28 +5530,23 @@
           <w:color w:val="000000"/>
           <w:lang w:val="en-GB"/>
         </w:rPr>
-        <w:t>*information system name*</w:t>
-      </w:r>
+        <w:t xml:space="preserve">*information system name (information system </w:t>
+      </w:r>
+      <w:proofErr w:type="gramStart"/>
       <w:r>
         <w:rPr>
           <w:color w:val="000000"/>
           <w:lang w:val="en-GB"/>
         </w:rPr>
-        <w:t xml:space="preserve"> (</w:t>
-      </w:r>
+        <w:t>abbreviation)*</w:t>
+      </w:r>
+      <w:proofErr w:type="gramEnd"/>
       <w:r>
         <w:rPr>
           <w:color w:val="000000"/>
           <w:lang w:val="en-GB"/>
         </w:rPr>
-        <w:t>*INFORMATION SYSTEM ABBREVIATION*</w:t>
-      </w:r>
-      <w:r>
-        <w:rPr>
-          <w:color w:val="000000"/>
-          <w:lang w:val="en-GB"/>
-        </w:rPr>
-        <w:t xml:space="preserve">) System </w:t>
+        <w:t xml:space="preserve"> </w:t>
       </w:r>
       <w:r>
         <w:rPr>
@@ -5591,7 +5693,15 @@
         </w:rPr>
       </w:pPr>
       <w:r>
-        <w:t>*insert all under brief of work assignment under category b, 1. Scope of the services, 1.1*</w:t>
+        <w:t>*</w:t>
+      </w:r>
+      <w:proofErr w:type="gramStart"/>
+      <w:r>
+        <w:t>insert</w:t>
+      </w:r>
+      <w:proofErr w:type="gramEnd"/>
+      <w:r>
+        <w:t xml:space="preserve"> all under brief of work assignment under category b, 1. Scope of the services, 1.1*</w:t>
       </w:r>
       <w:r>
         <w:rPr>
@@ -5684,7 +5794,23 @@
           <w:color w:val="000000" w:themeColor="text1"/>
           <w:lang w:val="en-HK"/>
         </w:rPr>
-        <w:t>*copy from work assignment under category b, all under 3. Project objectives*</w:t>
+        <w:t>*</w:t>
+      </w:r>
+      <w:proofErr w:type="gramStart"/>
+      <w:r>
+        <w:rPr>
+          <w:color w:val="000000" w:themeColor="text1"/>
+          <w:lang w:val="en-HK"/>
+        </w:rPr>
+        <w:t>copy</w:t>
+      </w:r>
+      <w:proofErr w:type="gramEnd"/>
+      <w:r>
+        <w:rPr>
+          <w:color w:val="000000" w:themeColor="text1"/>
+          <w:lang w:val="en-HK"/>
+        </w:rPr>
+        <w:t xml:space="preserve"> from work assignment under category b, all under 3. Project objectives*</w:t>
       </w:r>
     </w:p>
     <w:p>
@@ -7395,7 +7521,25 @@
                 <w:sz w:val="20"/>
                 <w:szCs w:val="20"/>
               </w:rPr>
-              <w:t>*information system name*</w:t>
+              <w:t>*</w:t>
+            </w:r>
+            <w:proofErr w:type="gramStart"/>
+            <w:r>
+              <w:rPr>
+                <w:color w:val="000000"/>
+                <w:sz w:val="20"/>
+                <w:szCs w:val="20"/>
+              </w:rPr>
+              <w:t>information</w:t>
+            </w:r>
+            <w:proofErr w:type="gramEnd"/>
+            <w:r>
+              <w:rPr>
+                <w:color w:val="000000"/>
+                <w:sz w:val="20"/>
+                <w:szCs w:val="20"/>
+              </w:rPr>
+              <w:t xml:space="preserve"> system name*</w:t>
             </w:r>
             <w:r>
               <w:rPr>
@@ -7549,19 +7693,21 @@
         <w:rPr>
           <w:lang w:val="en-GB"/>
         </w:rPr>
-        <w:t>*copy from WAB section 4.4</w:t>
-      </w:r>
-      <w:r>
-        <w:rPr>
-          <w:lang w:val="en-GB"/>
-        </w:rPr>
-        <w:t>.1</w:t>
-      </w:r>
-      <w:r>
-        <w:rPr>
-          <w:lang w:val="en-GB"/>
-        </w:rPr>
         <w:t>*</w:t>
+      </w:r>
+      <w:proofErr w:type="gramStart"/>
+      <w:r>
+        <w:rPr>
+          <w:lang w:val="en-GB"/>
+        </w:rPr>
+        <w:t>copy</w:t>
+      </w:r>
+      <w:proofErr w:type="gramEnd"/>
+      <w:r>
+        <w:rPr>
+          <w:lang w:val="en-GB"/>
+        </w:rPr>
+        <w:t xml:space="preserve"> from WAB section 4.4.1*</w:t>
       </w:r>
     </w:p>
     <w:p/>
@@ -10273,28 +10419,23 @@
           <w:color w:val="000000"/>
           <w:lang w:val="en-GB"/>
         </w:rPr>
-        <w:t>*information system name*</w:t>
-      </w:r>
+        <w:t xml:space="preserve">*information system name (information system </w:t>
+      </w:r>
+      <w:proofErr w:type="gramStart"/>
       <w:r>
         <w:rPr>
           <w:color w:val="000000"/>
           <w:lang w:val="en-GB"/>
         </w:rPr>
-        <w:t xml:space="preserve"> (</w:t>
-      </w:r>
+        <w:t>abbreviation)*</w:t>
+      </w:r>
+      <w:proofErr w:type="gramEnd"/>
       <w:r>
         <w:rPr>
           <w:color w:val="000000"/>
           <w:lang w:val="en-GB"/>
         </w:rPr>
-        <w:t>*INFORMATION SYSTEM ABBREVIATION*</w:t>
-      </w:r>
-      <w:r>
-        <w:rPr>
-          <w:color w:val="000000"/>
-          <w:lang w:val="en-GB"/>
-        </w:rPr>
-        <w:t xml:space="preserve">) System </w:t>
+        <w:t xml:space="preserve"> </w:t>
       </w:r>
       <w:r>
         <w:rPr>
@@ -10448,62 +10589,45 @@
           <w:color w:val="000000"/>
           <w:lang w:val="en-GB"/>
         </w:rPr>
-        <w:t>*information system name*</w:t>
-      </w:r>
+        <w:t xml:space="preserve">*information system name (information system </w:t>
+      </w:r>
+      <w:proofErr w:type="gramStart"/>
       <w:r>
         <w:rPr>
           <w:color w:val="000000"/>
           <w:lang w:val="en-GB"/>
         </w:rPr>
-        <w:t xml:space="preserve"> (</w:t>
+        <w:t>abbreviation)*</w:t>
+      </w:r>
+      <w:proofErr w:type="gramEnd"/>
+      <w:r>
+        <w:rPr>
+          <w:lang w:val="en-GB"/>
+        </w:rPr>
+        <w:t xml:space="preserve">.  Thus, there are no additional recommended measures that </w:t>
       </w:r>
       <w:r>
         <w:rPr>
           <w:color w:val="000000"/>
           <w:lang w:val="en-GB"/>
         </w:rPr>
-        <w:t>*INFORMATION SYSTEM ABBREVIATION*</w:t>
-      </w:r>
+        <w:t xml:space="preserve">*information system name (information system </w:t>
+      </w:r>
+      <w:proofErr w:type="gramStart"/>
       <w:r>
         <w:rPr>
           <w:color w:val="000000"/>
           <w:lang w:val="en-GB"/>
         </w:rPr>
-        <w:t>) System</w:t>
-      </w:r>
-      <w:r>
-        <w:rPr>
-          <w:lang w:val="en-GB"/>
-        </w:rPr>
-        <w:t xml:space="preserve">.  Thus, there are no additional recommended measures that </w:t>
-      </w:r>
+        <w:t>abbreviation)*</w:t>
+      </w:r>
+      <w:proofErr w:type="gramEnd"/>
       <w:r>
         <w:rPr>
           <w:color w:val="000000"/>
           <w:lang w:val="en-GB"/>
         </w:rPr>
-        <w:t>*information system name*</w:t>
-      </w:r>
-      <w:r>
-        <w:rPr>
-          <w:color w:val="000000"/>
-          <w:lang w:val="en-GB"/>
-        </w:rPr>
-        <w:t xml:space="preserve"> (</w:t>
-      </w:r>
-      <w:r>
-        <w:rPr>
-          <w:color w:val="000000"/>
-          <w:lang w:val="en-GB"/>
-        </w:rPr>
-        <w:t>*INFORMATION SYSTEM ABBREVIATION*</w:t>
-      </w:r>
-      <w:r>
-        <w:rPr>
-          <w:color w:val="000000"/>
-          <w:lang w:val="en-GB"/>
-        </w:rPr>
-        <w:t xml:space="preserve">) System </w:t>
+        <w:t xml:space="preserve"> </w:t>
       </w:r>
       <w:r>
         <w:rPr>
@@ -10533,60 +10657,6 @@
           <w:lang w:val="en-GB" w:eastAsia="zh-CN"/>
         </w:rPr>
       </w:pPr>
-    </w:p>
-    <w:p>
-      <w:pPr>
-        <w:ind w:left="720"/>
-        <w:rPr>
-          <w:rFonts w:eastAsia="SimSun"/>
-          <w:color w:val="000000" w:themeColor="text1"/>
-          <w:lang w:val="en-GB" w:eastAsia="zh-CN"/>
-        </w:rPr>
-      </w:pPr>
-    </w:p>
-    <w:p>
-      <w:pPr>
-        <w:pStyle w:val="ListParagraph"/>
-        <w:numPr>
-          <w:ilvl w:val="0"/>
-          <w:numId w:val="34"/>
-        </w:numPr>
-        <w:rPr>
-          <w:rFonts w:eastAsia="SimSun"/>
-          <w:color w:val="000000" w:themeColor="text1"/>
-          <w:lang w:val="en-GB" w:eastAsia="zh-CN"/>
-        </w:rPr>
-      </w:pPr>
-      <w:r>
-        <w:rPr>
-          <w:rFonts w:eastAsia="SimSun"/>
-          <w:color w:val="000000" w:themeColor="text1"/>
-          <w:lang w:val="en-GB" w:eastAsia="zh-CN"/>
-        </w:rPr>
-        <w:t>Filled Audit Checklist: refer to Annex A</w:t>
-      </w:r>
-    </w:p>
-    <w:p>
-      <w:pPr>
-        <w:pStyle w:val="ListParagraph"/>
-        <w:numPr>
-          <w:ilvl w:val="0"/>
-          <w:numId w:val="34"/>
-        </w:numPr>
-        <w:rPr>
-          <w:rFonts w:eastAsia="SimSun"/>
-          <w:color w:val="000000" w:themeColor="text1"/>
-          <w:lang w:val="en-GB" w:eastAsia="zh-CN"/>
-        </w:rPr>
-      </w:pPr>
-      <w:r>
-        <w:rPr>
-          <w:rFonts w:eastAsia="SimSun"/>
-          <w:color w:val="000000" w:themeColor="text1"/>
-          <w:lang w:val="en-GB" w:eastAsia="zh-CN"/>
-        </w:rPr>
-        <w:t>Supporting Documents</w:t>
-      </w:r>
     </w:p>
     <w:p>
       <w:pPr>
@@ -10688,29 +10758,17 @@
           <w:color w:val="000000"/>
           <w:lang w:val="en-GB"/>
         </w:rPr>
-        <w:t>*information system name*</w:t>
-      </w:r>
+        <w:t xml:space="preserve">*information system name (information system </w:t>
+      </w:r>
+      <w:proofErr w:type="gramStart"/>
       <w:r>
         <w:rPr>
           <w:color w:val="000000"/>
           <w:lang w:val="en-GB"/>
         </w:rPr>
-        <w:t xml:space="preserve"> (</w:t>
-      </w:r>
-      <w:r>
-        <w:rPr>
-          <w:color w:val="000000"/>
-          <w:lang w:val="en-GB"/>
-        </w:rPr>
-        <w:t>*INFORMATION SYSTEM ABBREVIATION*</w:t>
-      </w:r>
-      <w:r>
-        <w:rPr>
-          <w:color w:val="000000"/>
-          <w:lang w:val="en-GB"/>
-        </w:rPr>
-        <w:t>) System</w:t>
-      </w:r>
+        <w:t>abbreviation)*</w:t>
+      </w:r>
+      <w:proofErr w:type="gramEnd"/>
       <w:r>
         <w:rPr>
           <w:lang w:val="en-GB"/>
@@ -10746,28 +10804,23 @@
           <w:color w:val="000000"/>
           <w:lang w:val="en-GB"/>
         </w:rPr>
-        <w:t>*information system name*</w:t>
-      </w:r>
+        <w:t xml:space="preserve">*information system name (information system </w:t>
+      </w:r>
+      <w:proofErr w:type="gramStart"/>
       <w:r>
         <w:rPr>
           <w:color w:val="000000"/>
           <w:lang w:val="en-GB"/>
         </w:rPr>
-        <w:t xml:space="preserve"> (</w:t>
-      </w:r>
+        <w:t>abbreviation)*</w:t>
+      </w:r>
+      <w:proofErr w:type="gramEnd"/>
       <w:r>
         <w:rPr>
           <w:color w:val="000000"/>
           <w:lang w:val="en-GB"/>
         </w:rPr>
-        <w:t>*INFORMATION SYSTEM ABBREVIATION*</w:t>
-      </w:r>
-      <w:r>
-        <w:rPr>
-          <w:color w:val="000000"/>
-          <w:lang w:val="en-GB"/>
-        </w:rPr>
-        <w:t xml:space="preserve">) System </w:t>
+        <w:t xml:space="preserve"> </w:t>
       </w:r>
       <w:r>
         <w:rPr>
@@ -11554,6 +11607,7 @@
       </w:rPr>
       <w:t xml:space="preserve">eport </w:t>
     </w:r>
+    <w:proofErr w:type="gramStart"/>
     <w:r>
       <w:rPr>
         <w:b/>
@@ -11562,7 +11616,20 @@
     </w:r>
     <w:r>
       <w:rPr>
-        <w:rFonts w:hint="eastAsia"/>
+        <w:b/>
+      </w:rPr>
+      <w:t xml:space="preserve"> </w:t>
+    </w:r>
+    <w:r>
+      <w:rPr>
+        <w:b/>
+        <w:lang w:eastAsia="zh-TW"/>
+      </w:rPr>
+      <w:t xml:space="preserve"> for</w:t>
+    </w:r>
+    <w:proofErr w:type="gramEnd"/>
+    <w:r>
+      <w:rPr>
         <w:b/>
         <w:lang w:eastAsia="zh-TW"/>
       </w:rPr>
@@ -11573,14 +11640,23 @@
         <w:b/>
         <w:lang w:eastAsia="zh-TW"/>
       </w:rPr>
-      <w:t xml:space="preserve">Selected Systems for </w:t>
+      <w:t>*</w:t>
     </w:r>
+    <w:proofErr w:type="spellStart"/>
     <w:r>
       <w:rPr>
         <w:b/>
         <w:lang w:eastAsia="zh-TW"/>
       </w:rPr>
-      <w:t>*testee name*</w:t>
+      <w:t>testee</w:t>
+    </w:r>
+    <w:proofErr w:type="spellEnd"/>
+    <w:r>
+      <w:rPr>
+        <w:b/>
+        <w:lang w:eastAsia="zh-TW"/>
+      </w:rPr>
+      <w:t xml:space="preserve"> name*</w:t>
     </w:r>
   </w:p>
 </w:hdr>
@@ -11645,7 +11721,27 @@
         <w:szCs w:val="24"/>
         <w:lang w:val="en-US"/>
       </w:rPr>
-      <w:t xml:space="preserve">Selected Systems for </w:t>
+      <w:t xml:space="preserve">*information system name (information system </w:t>
+    </w:r>
+    <w:proofErr w:type="gramStart"/>
+    <w:r>
+      <w:rPr>
+        <w:b/>
+        <w:sz w:val="24"/>
+        <w:szCs w:val="24"/>
+        <w:lang w:val="en-US"/>
+      </w:rPr>
+      <w:t>abbreviation)*</w:t>
+    </w:r>
+    <w:proofErr w:type="gramEnd"/>
+    <w:r>
+      <w:rPr>
+        <w:b/>
+        <w:sz w:val="24"/>
+        <w:szCs w:val="24"/>
+        <w:lang w:val="en-US"/>
+      </w:rPr>
+      <w:t xml:space="preserve"> for </w:t>
     </w:r>
     <w:r>
       <w:rPr>
@@ -11654,7 +11750,27 @@
         <w:szCs w:val="24"/>
         <w:lang w:val="en-US"/>
       </w:rPr>
-      <w:t>*testee name*</w:t>
+      <w:t>*</w:t>
+    </w:r>
+    <w:proofErr w:type="spellStart"/>
+    <w:r>
+      <w:rPr>
+        <w:b/>
+        <w:sz w:val="24"/>
+        <w:szCs w:val="24"/>
+        <w:lang w:val="en-US"/>
+      </w:rPr>
+      <w:t>testee</w:t>
+    </w:r>
+    <w:proofErr w:type="spellEnd"/>
+    <w:r>
+      <w:rPr>
+        <w:b/>
+        <w:sz w:val="24"/>
+        <w:szCs w:val="24"/>
+        <w:lang w:val="en-US"/>
+      </w:rPr>
+      <w:t xml:space="preserve"> name*</w:t>
     </w:r>
   </w:p>
 </w:hdr>

--- a/SA template.docx
+++ b/SA template.docx
@@ -11607,7 +11607,6 @@
       </w:rPr>
       <w:t xml:space="preserve">eport </w:t>
     </w:r>
-    <w:proofErr w:type="gramStart"/>
     <w:r>
       <w:rPr>
         <w:b/>
@@ -11623,9 +11622,15 @@
     <w:r>
       <w:rPr>
         <w:b/>
-        <w:lang w:eastAsia="zh-TW"/>
       </w:rPr>
-      <w:t xml:space="preserve"> for</w:t>
+      <w:t xml:space="preserve">*information system name (information system </w:t>
+    </w:r>
+    <w:proofErr w:type="gramStart"/>
+    <w:r>
+      <w:rPr>
+        <w:b/>
+      </w:rPr>
+      <w:t>abbreviation)*</w:t>
     </w:r>
     <w:proofErr w:type="gramEnd"/>
     <w:r>
@@ -11633,7 +11638,7 @@
         <w:b/>
         <w:lang w:eastAsia="zh-TW"/>
       </w:rPr>
-      <w:t xml:space="preserve"> </w:t>
+      <w:t xml:space="preserve"> for </w:t>
     </w:r>
     <w:r>
       <w:rPr>

--- a/SA template.docx
+++ b/SA template.docx
@@ -170,7 +170,7 @@
           <w:sz w:val="44"/>
           <w:lang w:val="en-GB" w:eastAsia="zh-TW"/>
         </w:rPr>
-        <w:t xml:space="preserve"> system name*</w:t>
+        <w:t xml:space="preserve"> system name</w:t>
       </w:r>
       <w:r>
         <w:rPr>
@@ -190,8 +190,9 @@
           <w:sz w:val="44"/>
           <w:lang w:val="en-GB" w:eastAsia="zh-TW"/>
         </w:rPr>
-        <w:t>*INFORMATION SYSTEM ABBREVIATION*</w:t>
-      </w:r>
+        <w:t xml:space="preserve">INFORMATION SYSTEM </w:t>
+      </w:r>
+      <w:proofErr w:type="gramStart"/>
       <w:r>
         <w:rPr>
           <w:rFonts w:eastAsia="PMingLiU"/>
@@ -200,8 +201,29 @@
           <w:sz w:val="44"/>
           <w:lang w:val="en-GB" w:eastAsia="zh-TW"/>
         </w:rPr>
+        <w:t>ABBREVIATION</w:t>
+      </w:r>
+      <w:r>
+        <w:rPr>
+          <w:rFonts w:eastAsia="PMingLiU"/>
+          <w:b/>
+          <w:bCs/>
+          <w:sz w:val="44"/>
+          <w:lang w:val="en-GB" w:eastAsia="zh-TW"/>
+        </w:rPr>
         <w:t>)</w:t>
       </w:r>
+      <w:r>
+        <w:rPr>
+          <w:rFonts w:eastAsia="PMingLiU"/>
+          <w:b/>
+          <w:bCs/>
+          <w:sz w:val="44"/>
+          <w:lang w:val="en-GB" w:eastAsia="zh-TW"/>
+        </w:rPr>
+        <w:t>*</w:t>
+      </w:r>
+      <w:proofErr w:type="gramEnd"/>
     </w:p>
     <w:p>
       <w:pPr>
@@ -612,9 +634,9 @@
           <w:sz w:val="32"/>
         </w:rPr>
       </w:pPr>
-      <w:bookmarkStart w:id="0" w:name="_Toc62070072"/>
+      <w:bookmarkStart w:id="0" w:name="_Ref57009168"/>
       <w:bookmarkStart w:id="1" w:name="_Ref57009390"/>
-      <w:bookmarkStart w:id="2" w:name="_Ref57009168"/>
+      <w:bookmarkStart w:id="2" w:name="_Toc62070072"/>
       <w:r>
         <w:rPr>
           <w:b/>
@@ -1585,10 +1607,12 @@
           <w:lang w:val="en-GB" w:eastAsia="zh-TW"/>
         </w:rPr>
         <w:sectPr>
-          <w:headerReference w:type="default" r:id="rId8"/>
-          <w:footerReference w:type="default" r:id="rId9"/>
-          <w:headerReference w:type="first" r:id="rId10"/>
-          <w:footerReference w:type="first" r:id="rId11"/>
+          <w:headerReference w:type="even" r:id="rId8"/>
+          <w:headerReference w:type="default" r:id="rId9"/>
+          <w:footerReference w:type="even" r:id="rId10"/>
+          <w:footerReference w:type="default" r:id="rId11"/>
+          <w:headerReference w:type="first" r:id="rId12"/>
+          <w:footerReference w:type="first" r:id="rId13"/>
           <w:pgSz w:w="11907" w:h="16840" w:code="9"/>
           <w:pgMar w:top="1134" w:right="1418" w:bottom="1134" w:left="1418" w:header="680" w:footer="680" w:gutter="0"/>
           <w:pgNumType w:start="1"/>
@@ -10526,8 +10550,8 @@
           <w:lang w:val="en-GB" w:eastAsia="zh-CN"/>
         </w:rPr>
         <w:sectPr>
-          <w:headerReference w:type="default" r:id="rId12"/>
-          <w:footerReference w:type="default" r:id="rId13"/>
+          <w:headerReference w:type="default" r:id="rId14"/>
+          <w:footerReference w:type="default" r:id="rId15"/>
           <w:pgSz w:w="11909" w:h="16834" w:code="9"/>
           <w:pgMar w:top="1440" w:right="1349" w:bottom="1440" w:left="1800" w:header="720" w:footer="720" w:gutter="0"/>
           <w:cols w:space="720"/>
@@ -11354,6 +11378,16 @@
 </file>
 
 <file path=word/footer1.xml><?xml version="1.0" encoding="utf-8"?>
+<w:ftr xmlns:wpc="http://schemas.microsoft.com/office/word/2010/wordprocessingCanvas" xmlns:cx="http://schemas.microsoft.com/office/drawing/2014/chartex" xmlns:cx1="http://schemas.microsoft.com/office/drawing/2015/9/8/chartex" xmlns:cx2="http://schemas.microsoft.com/office/drawing/2015/10/21/chartex" xmlns:cx3="http://schemas.microsoft.com/office/drawing/2016/5/9/chartex" xmlns:cx4="http://schemas.microsoft.com/office/drawing/2016/5/10/chartex" xmlns:cx5="http://schemas.microsoft.com/office/drawing/2016/5/11/chartex" xmlns:cx6="http://schemas.microsoft.com/office/drawing/2016/5/12/chartex" xmlns:cx7="http://schemas.microsoft.com/office/drawing/2016/5/13/chartex" xmlns:cx8="http://schemas.microsoft.com/office/drawing/2016/5/14/chartex" xmlns:mc="http://schemas.openxmlformats.org/markup-compatibility/2006" xmlns:aink="http://schemas.microsoft.com/office/drawing/2016/ink" xmlns:am3d="http://schemas.microsoft.com/office/drawing/2017/model3d" xmlns:o="urn:schemas-microsoft-com:office:office" xmlns:oel="http://schemas.microsoft.com/office/2019/extlst" xmlns:r="http://schemas.openxmlformats.org/officeDocument/2006/relationships" xmlns:m="http://schemas.openxmlformats.org/officeDocument/2006/math" xmlns:v="urn:schemas-microsoft-com:vml" xmlns:wp14="http://schemas.microsoft.com/office/word/2010/wordprocessingDrawing" xmlns:wp="http://schemas.openxmlformats.org/drawingml/2006/wordprocessingDrawing" xmlns:w10="urn:schemas-microsoft-com:office:word" xmlns:w="http://schemas.openxmlformats.org/wordprocessingml/2006/main" xmlns:w14="http://schemas.microsoft.com/office/word/2010/wordml" xmlns:w15="http://schemas.microsoft.com/office/word/2012/wordml" xmlns:w16cex="http://schemas.microsoft.com/office/word/2018/wordml/cex" xmlns:w16cid="http://schemas.microsoft.com/office/word/2016/wordml/cid" xmlns:w16="http://schemas.microsoft.com/office/word/2018/wordml" xmlns:w16du="http://schemas.microsoft.com/office/word/2023/wordml/word16du" xmlns:w16sdtdh="http://schemas.microsoft.com/office/word/2020/wordml/sdtdatahash" xmlns:w16sdtfl="http://schemas.microsoft.com/office/word/2024/wordml/sdtformatlock" xmlns:w16se="http://schemas.microsoft.com/office/word/2015/wordml/symex" xmlns:wpg="http://schemas.microsoft.com/office/word/2010/wordprocessingGroup" xmlns:wpi="http://schemas.microsoft.com/office/word/2010/wordprocessingInk" xmlns:wne="http://schemas.microsoft.com/office/word/2006/wordml" xmlns:wps="http://schemas.microsoft.com/office/word/2010/wordprocessingShape" mc:Ignorable="w14 w15 w16se w16cid w16 w16cex w16sdtdh w16sdtfl w16du wp14">
+  <w:p>
+    <w:pPr>
+      <w:pStyle w:val="Footer"/>
+    </w:pPr>
+  </w:p>
+</w:ftr>
+</file>
+
+<file path=word/footer2.xml><?xml version="1.0" encoding="utf-8"?>
 <w:ftr xmlns:wpc="http://schemas.microsoft.com/office/word/2010/wordprocessingCanvas" xmlns:cx="http://schemas.microsoft.com/office/drawing/2014/chartex" xmlns:cx1="http://schemas.microsoft.com/office/drawing/2015/9/8/chartex" xmlns:cx2="http://schemas.microsoft.com/office/drawing/2015/10/21/chartex" xmlns:cx3="http://schemas.microsoft.com/office/drawing/2016/5/9/chartex" xmlns:cx4="http://schemas.microsoft.com/office/drawing/2016/5/10/chartex" xmlns:cx5="http://schemas.microsoft.com/office/drawing/2016/5/11/chartex" xmlns:cx6="http://schemas.microsoft.com/office/drawing/2016/5/12/chartex" xmlns:cx7="http://schemas.microsoft.com/office/drawing/2016/5/13/chartex" xmlns:cx8="http://schemas.microsoft.com/office/drawing/2016/5/14/chartex" xmlns:mc="http://schemas.openxmlformats.org/markup-compatibility/2006" xmlns:aink="http://schemas.microsoft.com/office/drawing/2016/ink" xmlns:am3d="http://schemas.microsoft.com/office/drawing/2017/model3d" xmlns:o="urn:schemas-microsoft-com:office:office" xmlns:oel="http://schemas.microsoft.com/office/2019/extlst" xmlns:r="http://schemas.openxmlformats.org/officeDocument/2006/relationships" xmlns:m="http://schemas.openxmlformats.org/officeDocument/2006/math" xmlns:v="urn:schemas-microsoft-com:vml" xmlns:wp14="http://schemas.microsoft.com/office/word/2010/wordprocessingDrawing" xmlns:wp="http://schemas.openxmlformats.org/drawingml/2006/wordprocessingDrawing" xmlns:w10="urn:schemas-microsoft-com:office:word" xmlns:w="http://schemas.openxmlformats.org/wordprocessingml/2006/main" xmlns:w14="http://schemas.microsoft.com/office/word/2010/wordml" xmlns:w15="http://schemas.microsoft.com/office/word/2012/wordml" xmlns:w16cex="http://schemas.microsoft.com/office/word/2018/wordml/cex" xmlns:w16cid="http://schemas.microsoft.com/office/word/2016/wordml/cid" xmlns:w16="http://schemas.microsoft.com/office/word/2018/wordml" xmlns:w16du="http://schemas.microsoft.com/office/word/2023/wordml/word16du" xmlns:w16sdtdh="http://schemas.microsoft.com/office/word/2020/wordml/sdtdatahash" xmlns:w16sdtfl="http://schemas.microsoft.com/office/word/2024/wordml/sdtformatlock" xmlns:w16se="http://schemas.microsoft.com/office/word/2015/wordml/symex" xmlns:wpg="http://schemas.microsoft.com/office/word/2010/wordprocessingGroup" xmlns:wpi="http://schemas.microsoft.com/office/word/2010/wordprocessingInk" xmlns:wne="http://schemas.microsoft.com/office/word/2006/wordml" xmlns:wps="http://schemas.microsoft.com/office/word/2010/wordprocessingShape" mc:Ignorable="w14 w15 w16se w16cid w16 w16cex w16sdtdh w16sdtfl w16du wp14">
   <w:p>
     <w:pPr>
@@ -11427,7 +11461,7 @@
 </w:ftr>
 </file>
 
-<file path=word/footer2.xml><?xml version="1.0" encoding="utf-8"?>
+<file path=word/footer3.xml><?xml version="1.0" encoding="utf-8"?>
 <w:ftr xmlns:wpc="http://schemas.microsoft.com/office/word/2010/wordprocessingCanvas" xmlns:cx="http://schemas.microsoft.com/office/drawing/2014/chartex" xmlns:cx1="http://schemas.microsoft.com/office/drawing/2015/9/8/chartex" xmlns:cx2="http://schemas.microsoft.com/office/drawing/2015/10/21/chartex" xmlns:cx3="http://schemas.microsoft.com/office/drawing/2016/5/9/chartex" xmlns:cx4="http://schemas.microsoft.com/office/drawing/2016/5/10/chartex" xmlns:cx5="http://schemas.microsoft.com/office/drawing/2016/5/11/chartex" xmlns:cx6="http://schemas.microsoft.com/office/drawing/2016/5/12/chartex" xmlns:cx7="http://schemas.microsoft.com/office/drawing/2016/5/13/chartex" xmlns:cx8="http://schemas.microsoft.com/office/drawing/2016/5/14/chartex" xmlns:mc="http://schemas.openxmlformats.org/markup-compatibility/2006" xmlns:aink="http://schemas.microsoft.com/office/drawing/2016/ink" xmlns:am3d="http://schemas.microsoft.com/office/drawing/2017/model3d" xmlns:o="urn:schemas-microsoft-com:office:office" xmlns:oel="http://schemas.microsoft.com/office/2019/extlst" xmlns:r="http://schemas.openxmlformats.org/officeDocument/2006/relationships" xmlns:m="http://schemas.openxmlformats.org/officeDocument/2006/math" xmlns:v="urn:schemas-microsoft-com:vml" xmlns:wp14="http://schemas.microsoft.com/office/word/2010/wordprocessingDrawing" xmlns:wp="http://schemas.openxmlformats.org/drawingml/2006/wordprocessingDrawing" xmlns:w10="urn:schemas-microsoft-com:office:word" xmlns:w="http://schemas.openxmlformats.org/wordprocessingml/2006/main" xmlns:w14="http://schemas.microsoft.com/office/word/2010/wordml" xmlns:w15="http://schemas.microsoft.com/office/word/2012/wordml" xmlns:w16cex="http://schemas.microsoft.com/office/word/2018/wordml/cex" xmlns:w16cid="http://schemas.microsoft.com/office/word/2016/wordml/cid" xmlns:w16="http://schemas.microsoft.com/office/word/2018/wordml" xmlns:w16du="http://schemas.microsoft.com/office/word/2023/wordml/word16du" xmlns:w16sdtdh="http://schemas.microsoft.com/office/word/2020/wordml/sdtdatahash" xmlns:w16sdtfl="http://schemas.microsoft.com/office/word/2024/wordml/sdtformatlock" xmlns:w16se="http://schemas.microsoft.com/office/word/2015/wordml/symex" xmlns:wpg="http://schemas.microsoft.com/office/word/2010/wordprocessingGroup" xmlns:wpi="http://schemas.microsoft.com/office/word/2010/wordprocessingInk" xmlns:wne="http://schemas.microsoft.com/office/word/2006/wordml" xmlns:wps="http://schemas.microsoft.com/office/word/2010/wordprocessingShape" mc:Ignorable="w14 w15 w16se w16cid w16 w16cex w16sdtdh w16sdtfl w16du wp14">
   <w:p>
     <w:pPr>
@@ -11443,7 +11477,7 @@
 </w:ftr>
 </file>
 
-<file path=word/footer3.xml><?xml version="1.0" encoding="utf-8"?>
+<file path=word/footer4.xml><?xml version="1.0" encoding="utf-8"?>
 <w:ftr xmlns:wpc="http://schemas.microsoft.com/office/word/2010/wordprocessingCanvas" xmlns:cx="http://schemas.microsoft.com/office/drawing/2014/chartex" xmlns:cx1="http://schemas.microsoft.com/office/drawing/2015/9/8/chartex" xmlns:cx2="http://schemas.microsoft.com/office/drawing/2015/10/21/chartex" xmlns:cx3="http://schemas.microsoft.com/office/drawing/2016/5/9/chartex" xmlns:cx4="http://schemas.microsoft.com/office/drawing/2016/5/10/chartex" xmlns:cx5="http://schemas.microsoft.com/office/drawing/2016/5/11/chartex" xmlns:cx6="http://schemas.microsoft.com/office/drawing/2016/5/12/chartex" xmlns:cx7="http://schemas.microsoft.com/office/drawing/2016/5/13/chartex" xmlns:cx8="http://schemas.microsoft.com/office/drawing/2016/5/14/chartex" xmlns:mc="http://schemas.openxmlformats.org/markup-compatibility/2006" xmlns:aink="http://schemas.microsoft.com/office/drawing/2016/ink" xmlns:am3d="http://schemas.microsoft.com/office/drawing/2017/model3d" xmlns:o="urn:schemas-microsoft-com:office:office" xmlns:oel="http://schemas.microsoft.com/office/2019/extlst" xmlns:r="http://schemas.openxmlformats.org/officeDocument/2006/relationships" xmlns:m="http://schemas.openxmlformats.org/officeDocument/2006/math" xmlns:v="urn:schemas-microsoft-com:vml" xmlns:wp14="http://schemas.microsoft.com/office/word/2010/wordprocessingDrawing" xmlns:wp="http://schemas.openxmlformats.org/drawingml/2006/wordprocessingDrawing" xmlns:w10="urn:schemas-microsoft-com:office:word" xmlns:w="http://schemas.openxmlformats.org/wordprocessingml/2006/main" xmlns:w14="http://schemas.microsoft.com/office/word/2010/wordml" xmlns:w15="http://schemas.microsoft.com/office/word/2012/wordml" xmlns:w16cex="http://schemas.microsoft.com/office/word/2018/wordml/cex" xmlns:w16cid="http://schemas.microsoft.com/office/word/2016/wordml/cid" xmlns:w16="http://schemas.microsoft.com/office/word/2018/wordml" xmlns:w16du="http://schemas.microsoft.com/office/word/2023/wordml/word16du" xmlns:w16sdtdh="http://schemas.microsoft.com/office/word/2020/wordml/sdtdatahash" xmlns:w16sdtfl="http://schemas.microsoft.com/office/word/2024/wordml/sdtformatlock" xmlns:w16se="http://schemas.microsoft.com/office/word/2015/wordml/symex" xmlns:wpg="http://schemas.microsoft.com/office/word/2010/wordprocessingGroup" xmlns:wpi="http://schemas.microsoft.com/office/word/2010/wordprocessingInk" xmlns:wne="http://schemas.microsoft.com/office/word/2006/wordml" xmlns:wps="http://schemas.microsoft.com/office/word/2010/wordprocessingShape" mc:Ignorable="w14 w15 w16se w16cid w16 w16cex w16sdtdh w16sdtfl w16du wp14">
   <w:p>
     <w:pPr>
@@ -11547,6 +11581,16 @@
 <w:hdr xmlns:wpc="http://schemas.microsoft.com/office/word/2010/wordprocessingCanvas" xmlns:cx="http://schemas.microsoft.com/office/drawing/2014/chartex" xmlns:cx1="http://schemas.microsoft.com/office/drawing/2015/9/8/chartex" xmlns:cx2="http://schemas.microsoft.com/office/drawing/2015/10/21/chartex" xmlns:cx3="http://schemas.microsoft.com/office/drawing/2016/5/9/chartex" xmlns:cx4="http://schemas.microsoft.com/office/drawing/2016/5/10/chartex" xmlns:cx5="http://schemas.microsoft.com/office/drawing/2016/5/11/chartex" xmlns:cx6="http://schemas.microsoft.com/office/drawing/2016/5/12/chartex" xmlns:cx7="http://schemas.microsoft.com/office/drawing/2016/5/13/chartex" xmlns:cx8="http://schemas.microsoft.com/office/drawing/2016/5/14/chartex" xmlns:mc="http://schemas.openxmlformats.org/markup-compatibility/2006" xmlns:aink="http://schemas.microsoft.com/office/drawing/2016/ink" xmlns:am3d="http://schemas.microsoft.com/office/drawing/2017/model3d" xmlns:o="urn:schemas-microsoft-com:office:office" xmlns:oel="http://schemas.microsoft.com/office/2019/extlst" xmlns:r="http://schemas.openxmlformats.org/officeDocument/2006/relationships" xmlns:m="http://schemas.openxmlformats.org/officeDocument/2006/math" xmlns:v="urn:schemas-microsoft-com:vml" xmlns:wp14="http://schemas.microsoft.com/office/word/2010/wordprocessingDrawing" xmlns:wp="http://schemas.openxmlformats.org/drawingml/2006/wordprocessingDrawing" xmlns:w10="urn:schemas-microsoft-com:office:word" xmlns:w="http://schemas.openxmlformats.org/wordprocessingml/2006/main" xmlns:w14="http://schemas.microsoft.com/office/word/2010/wordml" xmlns:w15="http://schemas.microsoft.com/office/word/2012/wordml" xmlns:w16cex="http://schemas.microsoft.com/office/word/2018/wordml/cex" xmlns:w16cid="http://schemas.microsoft.com/office/word/2016/wordml/cid" xmlns:w16="http://schemas.microsoft.com/office/word/2018/wordml" xmlns:w16du="http://schemas.microsoft.com/office/word/2023/wordml/word16du" xmlns:w16sdtdh="http://schemas.microsoft.com/office/word/2020/wordml/sdtdatahash" xmlns:w16sdtfl="http://schemas.microsoft.com/office/word/2024/wordml/sdtformatlock" xmlns:w16se="http://schemas.microsoft.com/office/word/2015/wordml/symex" xmlns:wpg="http://schemas.microsoft.com/office/word/2010/wordprocessingGroup" xmlns:wpi="http://schemas.microsoft.com/office/word/2010/wordprocessingInk" xmlns:wne="http://schemas.microsoft.com/office/word/2006/wordml" xmlns:wps="http://schemas.microsoft.com/office/word/2010/wordprocessingShape" mc:Ignorable="w14 w15 w16se w16cid w16 w16cex w16sdtdh w16sdtfl w16du wp14">
   <w:p>
     <w:pPr>
+      <w:pStyle w:val="Header"/>
+    </w:pPr>
+  </w:p>
+</w:hdr>
+</file>
+
+<file path=word/header2.xml><?xml version="1.0" encoding="utf-8"?>
+<w:hdr xmlns:wpc="http://schemas.microsoft.com/office/word/2010/wordprocessingCanvas" xmlns:cx="http://schemas.microsoft.com/office/drawing/2014/chartex" xmlns:cx1="http://schemas.microsoft.com/office/drawing/2015/9/8/chartex" xmlns:cx2="http://schemas.microsoft.com/office/drawing/2015/10/21/chartex" xmlns:cx3="http://schemas.microsoft.com/office/drawing/2016/5/9/chartex" xmlns:cx4="http://schemas.microsoft.com/office/drawing/2016/5/10/chartex" xmlns:cx5="http://schemas.microsoft.com/office/drawing/2016/5/11/chartex" xmlns:cx6="http://schemas.microsoft.com/office/drawing/2016/5/12/chartex" xmlns:cx7="http://schemas.microsoft.com/office/drawing/2016/5/13/chartex" xmlns:cx8="http://schemas.microsoft.com/office/drawing/2016/5/14/chartex" xmlns:mc="http://schemas.openxmlformats.org/markup-compatibility/2006" xmlns:aink="http://schemas.microsoft.com/office/drawing/2016/ink" xmlns:am3d="http://schemas.microsoft.com/office/drawing/2017/model3d" xmlns:o="urn:schemas-microsoft-com:office:office" xmlns:oel="http://schemas.microsoft.com/office/2019/extlst" xmlns:r="http://schemas.openxmlformats.org/officeDocument/2006/relationships" xmlns:m="http://schemas.openxmlformats.org/officeDocument/2006/math" xmlns:v="urn:schemas-microsoft-com:vml" xmlns:wp14="http://schemas.microsoft.com/office/word/2010/wordprocessingDrawing" xmlns:wp="http://schemas.openxmlformats.org/drawingml/2006/wordprocessingDrawing" xmlns:w10="urn:schemas-microsoft-com:office:word" xmlns:w="http://schemas.openxmlformats.org/wordprocessingml/2006/main" xmlns:w14="http://schemas.microsoft.com/office/word/2010/wordml" xmlns:w15="http://schemas.microsoft.com/office/word/2012/wordml" xmlns:w16cex="http://schemas.microsoft.com/office/word/2018/wordml/cex" xmlns:w16cid="http://schemas.microsoft.com/office/word/2016/wordml/cid" xmlns:w16="http://schemas.microsoft.com/office/word/2018/wordml" xmlns:w16du="http://schemas.microsoft.com/office/word/2023/wordml/word16du" xmlns:w16sdtdh="http://schemas.microsoft.com/office/word/2020/wordml/sdtdatahash" xmlns:w16sdtfl="http://schemas.microsoft.com/office/word/2024/wordml/sdtformatlock" xmlns:w16se="http://schemas.microsoft.com/office/word/2015/wordml/symex" xmlns:wpg="http://schemas.microsoft.com/office/word/2010/wordprocessingGroup" xmlns:wpi="http://schemas.microsoft.com/office/word/2010/wordprocessingInk" xmlns:wne="http://schemas.microsoft.com/office/word/2006/wordml" xmlns:wps="http://schemas.microsoft.com/office/word/2010/wordprocessingShape" mc:Ignorable="w14 w15 w16se w16cid w16 w16cex w16sdtdh w16sdtfl w16du wp14">
+  <w:p>
+    <w:pPr>
       <w:pBdr>
         <w:bottom w:val="single" w:sz="4" w:space="1" w:color="000000"/>
       </w:pBdr>
@@ -11617,13 +11661,7 @@
       <w:rPr>
         <w:b/>
       </w:rPr>
-      <w:t xml:space="preserve"> </w:t>
-    </w:r>
-    <w:r>
-      <w:rPr>
-        <w:b/>
-      </w:rPr>
-      <w:t xml:space="preserve">*information system name (information system </w:t>
+      <w:t xml:space="preserve"> *information system name (information system </w:t>
     </w:r>
     <w:proofErr w:type="gramStart"/>
     <w:r>
@@ -11667,7 +11705,7 @@
 </w:hdr>
 </file>
 
-<file path=word/header2.xml><?xml version="1.0" encoding="utf-8"?>
+<file path=word/header3.xml><?xml version="1.0" encoding="utf-8"?>
 <w:hdr xmlns:wpc="http://schemas.microsoft.com/office/word/2010/wordprocessingCanvas" xmlns:cx="http://schemas.microsoft.com/office/drawing/2014/chartex" xmlns:cx1="http://schemas.microsoft.com/office/drawing/2015/9/8/chartex" xmlns:cx2="http://schemas.microsoft.com/office/drawing/2015/10/21/chartex" xmlns:cx3="http://schemas.microsoft.com/office/drawing/2016/5/9/chartex" xmlns:cx4="http://schemas.microsoft.com/office/drawing/2016/5/10/chartex" xmlns:cx5="http://schemas.microsoft.com/office/drawing/2016/5/11/chartex" xmlns:cx6="http://schemas.microsoft.com/office/drawing/2016/5/12/chartex" xmlns:cx7="http://schemas.microsoft.com/office/drawing/2016/5/13/chartex" xmlns:cx8="http://schemas.microsoft.com/office/drawing/2016/5/14/chartex" xmlns:mc="http://schemas.openxmlformats.org/markup-compatibility/2006" xmlns:aink="http://schemas.microsoft.com/office/drawing/2016/ink" xmlns:am3d="http://schemas.microsoft.com/office/drawing/2017/model3d" xmlns:o="urn:schemas-microsoft-com:office:office" xmlns:oel="http://schemas.microsoft.com/office/2019/extlst" xmlns:r="http://schemas.openxmlformats.org/officeDocument/2006/relationships" xmlns:m="http://schemas.openxmlformats.org/officeDocument/2006/math" xmlns:v="urn:schemas-microsoft-com:vml" xmlns:wp14="http://schemas.microsoft.com/office/word/2010/wordprocessingDrawing" xmlns:wp="http://schemas.openxmlformats.org/drawingml/2006/wordprocessingDrawing" xmlns:w10="urn:schemas-microsoft-com:office:word" xmlns:w="http://schemas.openxmlformats.org/wordprocessingml/2006/main" xmlns:w14="http://schemas.microsoft.com/office/word/2010/wordml" xmlns:w15="http://schemas.microsoft.com/office/word/2012/wordml" xmlns:w16cex="http://schemas.microsoft.com/office/word/2018/wordml/cex" xmlns:w16cid="http://schemas.microsoft.com/office/word/2016/wordml/cid" xmlns:w16="http://schemas.microsoft.com/office/word/2018/wordml" xmlns:w16du="http://schemas.microsoft.com/office/word/2023/wordml/word16du" xmlns:w16sdtdh="http://schemas.microsoft.com/office/word/2020/wordml/sdtdatahash" xmlns:w16sdtfl="http://schemas.microsoft.com/office/word/2024/wordml/sdtformatlock" xmlns:w16se="http://schemas.microsoft.com/office/word/2015/wordml/symex" xmlns:wpg="http://schemas.microsoft.com/office/word/2010/wordprocessingGroup" xmlns:wpi="http://schemas.microsoft.com/office/word/2010/wordprocessingInk" xmlns:wne="http://schemas.microsoft.com/office/word/2006/wordml" xmlns:wps="http://schemas.microsoft.com/office/word/2010/wordprocessingShape" mc:Ignorable="w14 w15 w16se w16cid w16 w16cex w16sdtdh w16sdtfl w16du wp14">
   <w:p>
     <w:pPr>
@@ -11680,7 +11718,7 @@
 </w:hdr>
 </file>
 
-<file path=word/header3.xml><?xml version="1.0" encoding="utf-8"?>
+<file path=word/header4.xml><?xml version="1.0" encoding="utf-8"?>
 <w:hdr xmlns:wpc="http://schemas.microsoft.com/office/word/2010/wordprocessingCanvas" xmlns:cx="http://schemas.microsoft.com/office/drawing/2014/chartex" xmlns:cx1="http://schemas.microsoft.com/office/drawing/2015/9/8/chartex" xmlns:cx2="http://schemas.microsoft.com/office/drawing/2015/10/21/chartex" xmlns:cx3="http://schemas.microsoft.com/office/drawing/2016/5/9/chartex" xmlns:cx4="http://schemas.microsoft.com/office/drawing/2016/5/10/chartex" xmlns:cx5="http://schemas.microsoft.com/office/drawing/2016/5/11/chartex" xmlns:cx6="http://schemas.microsoft.com/office/drawing/2016/5/12/chartex" xmlns:cx7="http://schemas.microsoft.com/office/drawing/2016/5/13/chartex" xmlns:cx8="http://schemas.microsoft.com/office/drawing/2016/5/14/chartex" xmlns:mc="http://schemas.openxmlformats.org/markup-compatibility/2006" xmlns:aink="http://schemas.microsoft.com/office/drawing/2016/ink" xmlns:am3d="http://schemas.microsoft.com/office/drawing/2017/model3d" xmlns:o="urn:schemas-microsoft-com:office:office" xmlns:oel="http://schemas.microsoft.com/office/2019/extlst" xmlns:r="http://schemas.openxmlformats.org/officeDocument/2006/relationships" xmlns:m="http://schemas.openxmlformats.org/officeDocument/2006/math" xmlns:v="urn:schemas-microsoft-com:vml" xmlns:wp14="http://schemas.microsoft.com/office/word/2010/wordprocessingDrawing" xmlns:wp="http://schemas.openxmlformats.org/drawingml/2006/wordprocessingDrawing" xmlns:w10="urn:schemas-microsoft-com:office:word" xmlns:w="http://schemas.openxmlformats.org/wordprocessingml/2006/main" xmlns:w14="http://schemas.microsoft.com/office/word/2010/wordml" xmlns:w15="http://schemas.microsoft.com/office/word/2012/wordml" xmlns:w16cex="http://schemas.microsoft.com/office/word/2018/wordml/cex" xmlns:w16cid="http://schemas.microsoft.com/office/word/2016/wordml/cid" xmlns:w16="http://schemas.microsoft.com/office/word/2018/wordml" xmlns:w16du="http://schemas.microsoft.com/office/word/2023/wordml/word16du" xmlns:w16sdtdh="http://schemas.microsoft.com/office/word/2020/wordml/sdtdatahash" xmlns:w16sdtfl="http://schemas.microsoft.com/office/word/2024/wordml/sdtformatlock" xmlns:w16se="http://schemas.microsoft.com/office/word/2015/wordml/symex" xmlns:wpg="http://schemas.microsoft.com/office/word/2010/wordprocessingGroup" xmlns:wpi="http://schemas.microsoft.com/office/word/2010/wordprocessingInk" xmlns:wne="http://schemas.microsoft.com/office/word/2006/wordml" xmlns:wps="http://schemas.microsoft.com/office/word/2010/wordprocessingShape" mc:Ignorable="w14 w15 w16se w16cid w16 w16cex w16sdtdh w16sdtfl w16du wp14">
   <w:p>
     <w:pPr>
@@ -11746,7 +11784,16 @@
         <w:szCs w:val="24"/>
         <w:lang w:val="en-US"/>
       </w:rPr>
-      <w:t xml:space="preserve"> for </w:t>
+      <w:t xml:space="preserve"> for</w:t>
+    </w:r>
+    <w:r>
+      <w:rPr>
+        <w:b/>
+        <w:sz w:val="24"/>
+        <w:szCs w:val="24"/>
+        <w:lang w:val="en-US"/>
+      </w:rPr>
+      <w:t xml:space="preserve"> </w:t>
     </w:r>
     <w:r>
       <w:rPr>

--- a/SA template.docx
+++ b/SA template.docx
@@ -124,6 +124,66 @@
         </w:rPr>
         <w:t xml:space="preserve">for </w:t>
       </w:r>
+      <w:r>
+        <w:rPr>
+          <w:rFonts w:eastAsia="PMingLiU"/>
+          <w:b/>
+          <w:bCs/>
+          <w:sz w:val="44"/>
+          <w:lang w:val="en-GB" w:eastAsia="zh-TW"/>
+        </w:rPr>
+        <w:br/>
+      </w:r>
+      <w:r>
+        <w:rPr>
+          <w:rFonts w:eastAsia="PMingLiU"/>
+          <w:b/>
+          <w:bCs/>
+          <w:sz w:val="44"/>
+          <w:lang w:val="en-GB" w:eastAsia="zh-TW"/>
+        </w:rPr>
+        <w:t>*information system name</w:t>
+      </w:r>
+      <w:r>
+        <w:rPr>
+          <w:rFonts w:eastAsia="PMingLiU"/>
+          <w:b/>
+          <w:bCs/>
+          <w:sz w:val="44"/>
+          <w:lang w:val="en-GB" w:eastAsia="zh-TW"/>
+        </w:rPr>
+        <w:t xml:space="preserve"> (</w:t>
+      </w:r>
+      <w:r>
+        <w:rPr>
+          <w:rFonts w:eastAsia="PMingLiU"/>
+          <w:b/>
+          <w:bCs/>
+          <w:sz w:val="44"/>
+          <w:lang w:val="en-GB" w:eastAsia="zh-TW"/>
+        </w:rPr>
+        <w:t>INFORMATION SYSTEM ABBREVIATION</w:t>
+      </w:r>
+      <w:r>
+        <w:rPr>
+          <w:rFonts w:eastAsia="PMingLiU"/>
+          <w:b/>
+          <w:bCs/>
+          <w:sz w:val="44"/>
+          <w:lang w:val="en-GB" w:eastAsia="zh-TW"/>
+        </w:rPr>
+        <w:t>)</w:t>
+      </w:r>
+      <w:r>
+        <w:rPr>
+          <w:rFonts w:eastAsia="PMingLiU"/>
+          <w:b/>
+          <w:bCs/>
+          <w:sz w:val="44"/>
+          <w:lang w:val="en-GB" w:eastAsia="zh-TW"/>
+        </w:rPr>
+        <w:t>*</w:t>
+      </w:r>
     </w:p>
     <w:p>
       <w:pPr>
@@ -133,13 +193,22 @@
           <w:right w:val="none" w:sz="0" w:space="0" w:color="auto"/>
         </w:pBdr>
         <w:rPr>
+          <w:bCs/>
+          <w:color w:val="000000" w:themeColor="text1"/>
+          <w:sz w:val="32"/>
+          <w:lang w:val="en-GB"/>
+        </w:rPr>
+      </w:pPr>
+      <w:r>
+        <w:rPr>
           <w:rFonts w:eastAsia="PMingLiU"/>
           <w:b/>
           <w:bCs/>
           <w:sz w:val="44"/>
           <w:lang w:val="en-GB" w:eastAsia="zh-TW"/>
         </w:rPr>
-      </w:pPr>
+        <w:t xml:space="preserve">of the </w:t>
+      </w:r>
       <w:r>
         <w:rPr>
           <w:rFonts w:eastAsia="PMingLiU"/>
@@ -148,154 +217,7 @@
           <w:sz w:val="44"/>
           <w:lang w:val="en-GB" w:eastAsia="zh-TW"/>
         </w:rPr>
-        <w:t>*</w:t>
-      </w:r>
-      <w:proofErr w:type="gramStart"/>
-      <w:r>
-        <w:rPr>
-          <w:rFonts w:eastAsia="PMingLiU"/>
-          <w:b/>
-          <w:bCs/>
-          <w:sz w:val="44"/>
-          <w:lang w:val="en-GB" w:eastAsia="zh-TW"/>
-        </w:rPr>
-        <w:t>information</w:t>
-      </w:r>
-      <w:proofErr w:type="gramEnd"/>
-      <w:r>
-        <w:rPr>
-          <w:rFonts w:eastAsia="PMingLiU"/>
-          <w:b/>
-          <w:bCs/>
-          <w:sz w:val="44"/>
-          <w:lang w:val="en-GB" w:eastAsia="zh-TW"/>
-        </w:rPr>
-        <w:t xml:space="preserve"> system name</w:t>
-      </w:r>
-      <w:r>
-        <w:rPr>
-          <w:rFonts w:eastAsia="PMingLiU"/>
-          <w:b/>
-          <w:bCs/>
-          <w:sz w:val="44"/>
-          <w:lang w:val="en-GB" w:eastAsia="zh-TW"/>
-        </w:rPr>
-        <w:t xml:space="preserve"> (</w:t>
-      </w:r>
-      <w:r>
-        <w:rPr>
-          <w:rFonts w:eastAsia="PMingLiU"/>
-          <w:b/>
-          <w:bCs/>
-          <w:sz w:val="44"/>
-          <w:lang w:val="en-GB" w:eastAsia="zh-TW"/>
-        </w:rPr>
-        <w:t xml:space="preserve">INFORMATION SYSTEM </w:t>
-      </w:r>
-      <w:proofErr w:type="gramStart"/>
-      <w:r>
-        <w:rPr>
-          <w:rFonts w:eastAsia="PMingLiU"/>
-          <w:b/>
-          <w:bCs/>
-          <w:sz w:val="44"/>
-          <w:lang w:val="en-GB" w:eastAsia="zh-TW"/>
-        </w:rPr>
-        <w:t>ABBREVIATION</w:t>
-      </w:r>
-      <w:r>
-        <w:rPr>
-          <w:rFonts w:eastAsia="PMingLiU"/>
-          <w:b/>
-          <w:bCs/>
-          <w:sz w:val="44"/>
-          <w:lang w:val="en-GB" w:eastAsia="zh-TW"/>
-        </w:rPr>
-        <w:t>)</w:t>
-      </w:r>
-      <w:r>
-        <w:rPr>
-          <w:rFonts w:eastAsia="PMingLiU"/>
-          <w:b/>
-          <w:bCs/>
-          <w:sz w:val="44"/>
-          <w:lang w:val="en-GB" w:eastAsia="zh-TW"/>
-        </w:rPr>
-        <w:t>*</w:t>
-      </w:r>
-      <w:proofErr w:type="gramEnd"/>
-    </w:p>
-    <w:p>
-      <w:pPr>
-        <w:pStyle w:val="xl44"/>
-        <w:pBdr>
-          <w:left w:val="none" w:sz="0" w:space="0" w:color="auto"/>
-          <w:right w:val="none" w:sz="0" w:space="0" w:color="auto"/>
-        </w:pBdr>
-        <w:rPr>
-          <w:rFonts w:eastAsia="PMingLiU"/>
-          <w:b/>
-          <w:bCs/>
-          <w:sz w:val="44"/>
-          <w:lang w:val="en-GB" w:eastAsia="zh-TW"/>
-        </w:rPr>
-      </w:pPr>
-    </w:p>
-    <w:p>
-      <w:pPr>
-        <w:pStyle w:val="xl44"/>
-        <w:pBdr>
-          <w:left w:val="none" w:sz="0" w:space="0" w:color="auto"/>
-          <w:right w:val="none" w:sz="0" w:space="0" w:color="auto"/>
-        </w:pBdr>
-        <w:rPr>
-          <w:bCs/>
-          <w:color w:val="000000" w:themeColor="text1"/>
-          <w:sz w:val="32"/>
-          <w:lang w:val="en-GB"/>
-        </w:rPr>
-      </w:pPr>
-      <w:r>
-        <w:rPr>
-          <w:rFonts w:eastAsia="PMingLiU"/>
-          <w:b/>
-          <w:bCs/>
-          <w:sz w:val="44"/>
-          <w:lang w:val="en-GB" w:eastAsia="zh-TW"/>
-        </w:rPr>
-        <w:t xml:space="preserve">of the </w:t>
-      </w:r>
-      <w:r>
-        <w:rPr>
-          <w:rFonts w:eastAsia="PMingLiU"/>
-          <w:b/>
-          <w:bCs/>
-          <w:sz w:val="44"/>
-          <w:lang w:val="en-GB" w:eastAsia="zh-TW"/>
-        </w:rPr>
-        <w:t>*</w:t>
-      </w:r>
-      <w:proofErr w:type="spellStart"/>
-      <w:r>
-        <w:rPr>
-          <w:rFonts w:eastAsia="PMingLiU"/>
-          <w:b/>
-          <w:bCs/>
-          <w:sz w:val="44"/>
-          <w:lang w:val="en-GB" w:eastAsia="zh-TW"/>
-        </w:rPr>
-        <w:t>testee</w:t>
-      </w:r>
-      <w:proofErr w:type="spellEnd"/>
-      <w:r>
-        <w:rPr>
-          <w:rFonts w:eastAsia="PMingLiU"/>
-          <w:b/>
-          <w:bCs/>
-          <w:sz w:val="44"/>
-          <w:lang w:val="en-GB" w:eastAsia="zh-TW"/>
-        </w:rPr>
-        <w:t xml:space="preserve"> name*</w:t>
+        <w:t>*testee name*</w:t>
       </w:r>
     </w:p>
     <w:p>
@@ -418,29 +340,7 @@
           <w:szCs w:val="40"/>
           <w:lang w:val="en-GB"/>
         </w:rPr>
-        <w:t>*</w:t>
-      </w:r>
-      <w:proofErr w:type="gramStart"/>
-      <w:r>
-        <w:rPr>
-          <w:b/>
-          <w:color w:val="000000" w:themeColor="text1"/>
-          <w:sz w:val="40"/>
-          <w:szCs w:val="40"/>
-          <w:lang w:val="en-GB"/>
-        </w:rPr>
-        <w:t>company</w:t>
-      </w:r>
-      <w:proofErr w:type="gramEnd"/>
-      <w:r>
-        <w:rPr>
-          <w:b/>
-          <w:color w:val="000000" w:themeColor="text1"/>
-          <w:sz w:val="40"/>
-          <w:szCs w:val="40"/>
-          <w:lang w:val="en-GB"/>
-        </w:rPr>
-        <w:t xml:space="preserve"> name*</w:t>
+        <w:t>*company name*</w:t>
       </w:r>
       <w:r>
         <w:rPr>
@@ -589,23 +489,7 @@
           <w:sz w:val="22"/>
           <w:lang w:eastAsia="zh-TW"/>
         </w:rPr>
-        <w:t xml:space="preserve">The contents of this document remain the property of the Government of the </w:t>
-      </w:r>
-      <w:proofErr w:type="gramStart"/>
-      <w:r>
-        <w:rPr>
-          <w:sz w:val="22"/>
-          <w:lang w:eastAsia="zh-TW"/>
-        </w:rPr>
-        <w:t>HKSAR, and</w:t>
-      </w:r>
-      <w:proofErr w:type="gramEnd"/>
-      <w:r>
-        <w:rPr>
-          <w:sz w:val="22"/>
-          <w:lang w:eastAsia="zh-TW"/>
-        </w:rPr>
-        <w:t xml:space="preserve"> shall not be reproduced in whole or in part without the expressed permission of the Government of the HKSAR.</w:t>
+        <w:t>The contents of this document remain the property of the Government of the HKSAR, and shall not be reproduced in whole or in part without the expressed permission of the Government of the HKSAR.</w:t>
       </w:r>
     </w:p>
     <w:p>
@@ -634,9 +518,9 @@
           <w:sz w:val="32"/>
         </w:rPr>
       </w:pPr>
-      <w:bookmarkStart w:id="0" w:name="_Ref57009168"/>
+      <w:bookmarkStart w:id="0" w:name="_Toc62070072"/>
       <w:bookmarkStart w:id="1" w:name="_Ref57009390"/>
-      <w:bookmarkStart w:id="2" w:name="_Toc62070072"/>
+      <w:bookmarkStart w:id="2" w:name="_Ref57009168"/>
       <w:r>
         <w:rPr>
           <w:b/>
@@ -867,21 +751,7 @@
               <w:rPr>
                 <w:lang w:eastAsia="zh-TW"/>
               </w:rPr>
-              <w:t>*</w:t>
-            </w:r>
-            <w:proofErr w:type="gramStart"/>
-            <w:r>
-              <w:rPr>
-                <w:lang w:eastAsia="zh-TW"/>
-              </w:rPr>
-              <w:t>company</w:t>
-            </w:r>
-            <w:proofErr w:type="gramEnd"/>
-            <w:r>
-              <w:rPr>
-                <w:lang w:eastAsia="zh-TW"/>
-              </w:rPr>
-              <w:t xml:space="preserve"> name*</w:t>
+              <w:t>*company name*</w:t>
             </w:r>
           </w:p>
         </w:tc>
@@ -1281,23 +1151,7 @@
                 <w:sz w:val="24"/>
                 <w:lang w:val="en-HK"/>
               </w:rPr>
-              <w:t>*</w:t>
-            </w:r>
-            <w:proofErr w:type="gramStart"/>
-            <w:r>
-              <w:rPr>
-                <w:sz w:val="24"/>
-                <w:lang w:val="en-HK"/>
-              </w:rPr>
-              <w:t>company</w:t>
-            </w:r>
-            <w:proofErr w:type="gramEnd"/>
-            <w:r>
-              <w:rPr>
-                <w:sz w:val="24"/>
-                <w:lang w:val="en-HK"/>
-              </w:rPr>
-              <w:t xml:space="preserve"> name*</w:t>
+              <w:t>*company name*</w:t>
             </w:r>
           </w:p>
         </w:tc>
@@ -5483,17 +5337,8 @@
           <w:color w:val="000000"/>
           <w:lang w:val="en-GB"/>
         </w:rPr>
-        <w:t xml:space="preserve">*information system name (information system </w:t>
-      </w:r>
-      <w:proofErr w:type="gramStart"/>
-      <w:r>
-        <w:rPr>
-          <w:color w:val="000000"/>
-          <w:lang w:val="en-GB"/>
-        </w:rPr>
-        <w:t>abbreviation)*</w:t>
-      </w:r>
-      <w:proofErr w:type="gramEnd"/>
+        <w:t>*information system name (information system abbreviation)*</w:t>
+      </w:r>
       <w:r>
         <w:rPr>
           <w:color w:val="000000"/>
@@ -5554,17 +5399,8 @@
           <w:color w:val="000000"/>
           <w:lang w:val="en-GB"/>
         </w:rPr>
-        <w:t xml:space="preserve">*information system name (information system </w:t>
-      </w:r>
-      <w:proofErr w:type="gramStart"/>
-      <w:r>
-        <w:rPr>
-          <w:color w:val="000000"/>
-          <w:lang w:val="en-GB"/>
-        </w:rPr>
-        <w:t>abbreviation)*</w:t>
-      </w:r>
-      <w:proofErr w:type="gramEnd"/>
+        <w:t>*information system name (information system abbreviation)*</w:t>
+      </w:r>
       <w:r>
         <w:rPr>
           <w:color w:val="000000"/>
@@ -5717,15 +5553,7 @@
         </w:rPr>
       </w:pPr>
       <w:r>
-        <w:t>*</w:t>
-      </w:r>
-      <w:proofErr w:type="gramStart"/>
-      <w:r>
-        <w:t>insert</w:t>
-      </w:r>
-      <w:proofErr w:type="gramEnd"/>
-      <w:r>
-        <w:t xml:space="preserve"> all under brief of work assignment under category b, 1. Scope of the services, 1.1*</w:t>
+        <w:t>*insert all under brief of work assignment under category b, 1. Scope of the services, 1.1*</w:t>
       </w:r>
       <w:r>
         <w:rPr>
@@ -5818,23 +5646,7 @@
           <w:color w:val="000000" w:themeColor="text1"/>
           <w:lang w:val="en-HK"/>
         </w:rPr>
-        <w:t>*</w:t>
-      </w:r>
-      <w:proofErr w:type="gramStart"/>
-      <w:r>
-        <w:rPr>
-          <w:color w:val="000000" w:themeColor="text1"/>
-          <w:lang w:val="en-HK"/>
-        </w:rPr>
-        <w:t>copy</w:t>
-      </w:r>
-      <w:proofErr w:type="gramEnd"/>
-      <w:r>
-        <w:rPr>
-          <w:color w:val="000000" w:themeColor="text1"/>
-          <w:lang w:val="en-HK"/>
-        </w:rPr>
-        <w:t xml:space="preserve"> from work assignment under category b, all under 3. Project objectives*</w:t>
+        <w:t>*copy from work assignment under category b, all under 3. Project objectives*</w:t>
       </w:r>
     </w:p>
     <w:p>
@@ -7545,25 +7357,7 @@
                 <w:sz w:val="20"/>
                 <w:szCs w:val="20"/>
               </w:rPr>
-              <w:t>*</w:t>
-            </w:r>
-            <w:proofErr w:type="gramStart"/>
-            <w:r>
-              <w:rPr>
-                <w:color w:val="000000"/>
-                <w:sz w:val="20"/>
-                <w:szCs w:val="20"/>
-              </w:rPr>
-              <w:t>information</w:t>
-            </w:r>
-            <w:proofErr w:type="gramEnd"/>
-            <w:r>
-              <w:rPr>
-                <w:color w:val="000000"/>
-                <w:sz w:val="20"/>
-                <w:szCs w:val="20"/>
-              </w:rPr>
-              <w:t xml:space="preserve"> system name*</w:t>
+              <w:t>*information system name*</w:t>
             </w:r>
             <w:r>
               <w:rPr>
@@ -7717,21 +7511,7 @@
         <w:rPr>
           <w:lang w:val="en-GB"/>
         </w:rPr>
-        <w:t>*</w:t>
-      </w:r>
-      <w:proofErr w:type="gramStart"/>
-      <w:r>
-        <w:rPr>
-          <w:lang w:val="en-GB"/>
-        </w:rPr>
-        <w:t>copy</w:t>
-      </w:r>
-      <w:proofErr w:type="gramEnd"/>
-      <w:r>
-        <w:rPr>
-          <w:lang w:val="en-GB"/>
-        </w:rPr>
-        <w:t xml:space="preserve"> from WAB section 4.4.1*</w:t>
+        <w:t>*copy from WAB section 4.4.1*</w:t>
       </w:r>
     </w:p>
     <w:p/>
@@ -10443,17 +10223,8 @@
           <w:color w:val="000000"/>
           <w:lang w:val="en-GB"/>
         </w:rPr>
-        <w:t xml:space="preserve">*information system name (information system </w:t>
-      </w:r>
-      <w:proofErr w:type="gramStart"/>
-      <w:r>
-        <w:rPr>
-          <w:color w:val="000000"/>
-          <w:lang w:val="en-GB"/>
-        </w:rPr>
-        <w:t>abbreviation)*</w:t>
-      </w:r>
-      <w:proofErr w:type="gramEnd"/>
+        <w:t>*information system name (information system abbreviation)*</w:t>
+      </w:r>
       <w:r>
         <w:rPr>
           <w:color w:val="000000"/>
@@ -10613,39 +10384,21 @@
           <w:color w:val="000000"/>
           <w:lang w:val="en-GB"/>
         </w:rPr>
-        <w:t xml:space="preserve">*information system name (information system </w:t>
-      </w:r>
-      <w:proofErr w:type="gramStart"/>
+        <w:t>*information system name (information system abbreviation)*</w:t>
+      </w:r>
+      <w:r>
+        <w:rPr>
+          <w:lang w:val="en-GB"/>
+        </w:rPr>
+        <w:t xml:space="preserve">.  Thus, there are no additional recommended measures that </w:t>
+      </w:r>
       <w:r>
         <w:rPr>
           <w:color w:val="000000"/>
           <w:lang w:val="en-GB"/>
         </w:rPr>
-        <w:t>abbreviation)*</w:t>
-      </w:r>
-      <w:proofErr w:type="gramEnd"/>
-      <w:r>
-        <w:rPr>
-          <w:lang w:val="en-GB"/>
-        </w:rPr>
-        <w:t xml:space="preserve">.  Thus, there are no additional recommended measures that </w:t>
-      </w:r>
-      <w:r>
-        <w:rPr>
-          <w:color w:val="000000"/>
-          <w:lang w:val="en-GB"/>
-        </w:rPr>
-        <w:t xml:space="preserve">*information system name (information system </w:t>
-      </w:r>
-      <w:proofErr w:type="gramStart"/>
-      <w:r>
-        <w:rPr>
-          <w:color w:val="000000"/>
-          <w:lang w:val="en-GB"/>
-        </w:rPr>
-        <w:t>abbreviation)*</w:t>
-      </w:r>
-      <w:proofErr w:type="gramEnd"/>
+        <w:t>*information system name (information system abbreviation)*</w:t>
+      </w:r>
       <w:r>
         <w:rPr>
           <w:color w:val="000000"/>
@@ -10782,17 +10535,8 @@
           <w:color w:val="000000"/>
           <w:lang w:val="en-GB"/>
         </w:rPr>
-        <w:t xml:space="preserve">*information system name (information system </w:t>
-      </w:r>
-      <w:proofErr w:type="gramStart"/>
-      <w:r>
-        <w:rPr>
-          <w:color w:val="000000"/>
-          <w:lang w:val="en-GB"/>
-        </w:rPr>
-        <w:t>abbreviation)*</w:t>
-      </w:r>
-      <w:proofErr w:type="gramEnd"/>
+        <w:t>*information system name (information system abbreviation)*</w:t>
+      </w:r>
       <w:r>
         <w:rPr>
           <w:lang w:val="en-GB"/>
@@ -10828,17 +10572,8 @@
           <w:color w:val="000000"/>
           <w:lang w:val="en-GB"/>
         </w:rPr>
-        <w:t xml:space="preserve">*information system name (information system </w:t>
-      </w:r>
-      <w:proofErr w:type="gramStart"/>
-      <w:r>
-        <w:rPr>
-          <w:color w:val="000000"/>
-          <w:lang w:val="en-GB"/>
-        </w:rPr>
-        <w:t>abbreviation)*</w:t>
-      </w:r>
-      <w:proofErr w:type="gramEnd"/>
+        <w:t>*information system name (information system abbreviation)*</w:t>
+      </w:r>
       <w:r>
         <w:rPr>
           <w:color w:val="000000"/>
@@ -11661,16 +11396,8 @@
       <w:rPr>
         <w:b/>
       </w:rPr>
-      <w:t xml:space="preserve"> *information system name (information system </w:t>
+      <w:t xml:space="preserve"> *information system name (information system abbreviation)*</w:t>
     </w:r>
-    <w:proofErr w:type="gramStart"/>
-    <w:r>
-      <w:rPr>
-        <w:b/>
-      </w:rPr>
-      <w:t>abbreviation)*</w:t>
-    </w:r>
-    <w:proofErr w:type="gramEnd"/>
     <w:r>
       <w:rPr>
         <w:b/>
@@ -11683,23 +11410,7 @@
         <w:b/>
         <w:lang w:eastAsia="zh-TW"/>
       </w:rPr>
-      <w:t>*</w:t>
-    </w:r>
-    <w:proofErr w:type="spellStart"/>
-    <w:r>
-      <w:rPr>
-        <w:b/>
-        <w:lang w:eastAsia="zh-TW"/>
-      </w:rPr>
-      <w:t>testee</w:t>
-    </w:r>
-    <w:proofErr w:type="spellEnd"/>
-    <w:r>
-      <w:rPr>
-        <w:b/>
-        <w:lang w:eastAsia="zh-TW"/>
-      </w:rPr>
-      <w:t xml:space="preserve"> name*</w:t>
+      <w:t>*testee name*</w:t>
     </w:r>
   </w:p>
 </w:hdr>
@@ -11764,19 +11475,8 @@
         <w:szCs w:val="24"/>
         <w:lang w:val="en-US"/>
       </w:rPr>
-      <w:t xml:space="preserve">*information system name (information system </w:t>
+      <w:t>*information system name (information system abbreviation)*</w:t>
     </w:r>
-    <w:proofErr w:type="gramStart"/>
-    <w:r>
-      <w:rPr>
-        <w:b/>
-        <w:sz w:val="24"/>
-        <w:szCs w:val="24"/>
-        <w:lang w:val="en-US"/>
-      </w:rPr>
-      <w:t>abbreviation)*</w:t>
-    </w:r>
-    <w:proofErr w:type="gramEnd"/>
     <w:r>
       <w:rPr>
         <w:b/>
@@ -11802,27 +11502,7 @@
         <w:szCs w:val="24"/>
         <w:lang w:val="en-US"/>
       </w:rPr>
-      <w:t>*</w:t>
-    </w:r>
-    <w:proofErr w:type="spellStart"/>
-    <w:r>
-      <w:rPr>
-        <w:b/>
-        <w:sz w:val="24"/>
-        <w:szCs w:val="24"/>
-        <w:lang w:val="en-US"/>
-      </w:rPr>
-      <w:t>testee</w:t>
-    </w:r>
-    <w:proofErr w:type="spellEnd"/>
-    <w:r>
-      <w:rPr>
-        <w:b/>
-        <w:sz w:val="24"/>
-        <w:szCs w:val="24"/>
-        <w:lang w:val="en-US"/>
-      </w:rPr>
-      <w:t xml:space="preserve"> name*</w:t>
+      <w:t>*testee name*</w:t>
     </w:r>
   </w:p>
 </w:hdr>
